--- a/深圳大学2026《计算机伦理》期末大作业_医疗AI伦理分析_完整版.docx
+++ b/深圳大学2026《计算机伦理》期末大作业_医疗AI伦理分析_完整版.docx
@@ -634,7 +634,7 @@
           <w:b w:val="0"/>
           <w:sz w:val="18"/>
         </w:rPr>
-        <w:t>本报告以计算机伦理为核心框架，结合课程讲义内容与真实案例，对医疗AI的社会影响、监管平衡、伦理问题及治理策略进行系统分析，并提出个人主张与建议。</w:t>
+        <w:t>本报告以计算机伦理为核心框架，结合真实案例，对医疗AI的社会影响、监管平衡、伦理问题及治理策略进行系统分析，并提出个人主张与建议。</w:t>
       </w:r>
     </w:p>
     <w:p>
@@ -1228,7 +1228,7 @@
           <w:b w:val="0"/>
           <w:sz w:val="18"/>
         </w:rPr>
-        <w:t>课程讲义"算法伦理与社会公平"一章指出，公平性是计算机伦理的核心价值之一，涵盖机会平等与结果平等两个层面。对于医疗AI而言，算法偏见的根源通常存在于三个环节：</w:t>
+        <w:t>公平性是计算机伦理的核心价值之一，涵盖机会平等与结果平等两个层面。对于医疗AI而言，算法偏见的根源通常存在于三个环节：</w:t>
       </w:r>
     </w:p>
     <w:p>
@@ -1340,7 +1340,7 @@
           <w:b w:val="0"/>
           <w:sz w:val="18"/>
         </w:rPr>
-        <w:t>课程讲义"IT职业道德与社会责任"一章强调，IT专业人员不仅承担技术实现的职责，更是社会资源分配与价值判断的实际参与者。在医疗AI开发中，工程师面临效率与公平的深层张力：若以"最大化整体预测准确率"为优化目标，模型在多数群体上表现优异，但可能系统性地牺牲少数群体的预测精度——从纯粹技术指标角度看是"最优"的，从社会公平角度看则是有偏见的。</w:t>
+        <w:t>IT专业人员不仅承担技术实现的职责，更是社会资源分配与价值判断的实际参与者。在医疗AI开发中，工程师面临效率与公平的深层张力：若以"最大化整体预测准确率"为优化目标，模型在多数群体上表现优异，但可能系统性地牺牲少数群体的预测精度——从纯粹技术指标角度看是"最优"的，从社会公平角度看则是有偏见的。</w:t>
       </w:r>
     </w:p>
     <w:p>
@@ -1424,7 +1424,7 @@
           <w:b w:val="0"/>
           <w:sz w:val="18"/>
         </w:rPr>
-        <w:t>课程讲义"信息技术治理与责任"一章指出，复杂技术系统的伦理风险往往不是静态的，而是随着技术的开发、部署与使用动态演化的。以"联邦学习联合诊断模型"为例，该技术通过在多个医疗机构间协作训练模型而不集中传输原始数据，其风险可能出现在以下四个层面：</w:t>
+        <w:t>复杂技术系统的伦理风险往往不是静态的，而是随着技术的开发、部署与使用动态演化的。以"联邦学习联合诊断模型"为例，该技术通过在多个医疗机构间协作训练模型而不集中传输原始数据，其风险可能出现在以下四个层面：</w:t>
       </w:r>
     </w:p>
     <w:p>
@@ -1995,20 +1995,6 @@
           <w:sz w:val="18"/>
         </w:rPr>
         <w:t>[10] ACM. (2018). Software Engineering Code of Ethics and Professional Practice.</w:t>
-      </w:r>
-    </w:p>
-    <w:p>
-      <w:pPr>
-        <w:spacing w:before="0" w:after="0" w:line="240" w:lineRule="exact"/>
-        <w:ind w:firstLine="360"/>
-      </w:pPr>
-      <w:r>
-        <w:rPr>
-          <w:rFonts w:ascii="宋体" w:hAnsi="宋体" w:eastAsia="宋体"/>
-          <w:b w:val="0"/>
-          <w:sz w:val="18"/>
-        </w:rPr>
-        <w:t>[11] 课程讲义：计算机伦理，深圳大学，2025–2026学年第二学期。</w:t>
       </w:r>
     </w:p>
     <w:p>

--- a/深圳大学2026《计算机伦理》期末大作业_医疗AI伦理分析_完整版.docx
+++ b/深圳大学2026《计算机伦理》期末大作业_医疗AI伦理分析_完整版.docx
@@ -770,7 +770,7 @@
           <w:b w:val="0"/>
           <w:sz w:val="18"/>
         </w:rPr>
-        <w:t>疾病风险预测模型可以整合患者的电子病历、实验室检验指标、生活方式数据与可穿戴设备数据，提前识别高风险人群。心脑血管疾病、糖尿病、癌症等慢性病的早期预警，能够促使患者及时干预、改变生活方式，从而显著降低疾病进展风险。美国Epic系统内嵌的败血症早期预警模型，已在ICU场景中显著提前了危重症的识别时间。</w:t>
+        <w:t>疾病风险预测模型可以整合患者的电子病历、实验室检验指标、生活方式数据与可穿戴设备数据，提前识别高风险人群。心脑血管疾病、糖尿病、癌症等慢性病的早期预警，能够促使患者及时干预、改变生活方式，从而显著降低疾病进展风险。多家医院已尝试将AI早期预警模型嵌入电子病历系统，以更早识别败血症等危重症，缩短干预响应时间。</w:t>
       </w:r>
     </w:p>
     <w:p>
@@ -798,7 +798,7 @@
           <w:b w:val="0"/>
           <w:sz w:val="18"/>
         </w:rPr>
-        <w:t>临床决策支持系统（CDSS）能够在医生开具处方时，实时提示药物相互作用、禁忌症及剂量异常，减少由疲劳、信息不足或认知偏差导致的医疗差错。研究显示，AI辅助的放射科报告系统可将漏诊率降低约20%（McKinney et al., Nature, 2020）。</w:t>
+        <w:t>临床决策支持系统（CDSS）能够在医生开具处方时，实时提示药物相互作用、禁忌症及剂量异常，减少由疲劳、信息不足或认知偏差导致的医疗差错。McKinney et al.（Nature, 2020）的研究显示，AI辅助的乳腺癌筛查系统在英国数据集上可将假阴性率降低约9.4%，并减少单阅片场景下约2.7%的假阳性率。</w:t>
       </w:r>
     </w:p>
     <w:p>
@@ -868,7 +868,7 @@
           <w:b w:val="0"/>
           <w:sz w:val="18"/>
         </w:rPr>
-        <w:t>训练数据的偏差是医疗AI最严重的系统性风险之一。2019年，Obermeyer等研究者在《科学》发表研究，揭示Optum公司一款广泛使用的医疗风险分层算法存在严重种族偏见：该算法以"历史医疗花费"作为健康需求的代理变量，而由于历史上黑人患者获得医疗服务的机会较少，其花费往往低于同等健康状况的白人患者，导致算法系统性地低估了黑人患者的医疗需求，使黑人患者被推荐接受额外健康管理项目的比例下降约50%。</w:t>
+        <w:t>训练数据的偏差是医疗AI最严重的系统性风险之一。2019年，Obermeyer等研究者在《科学》发表研究，揭示Optum公司一款广泛使用的医疗风险分层算法存在严重种族偏见：该算法以"历史医疗花费"作为健康需求的代理变量，而由于历史上黑人患者获得医疗服务的机会较少，其花费往往低于同等健康状况的白人患者，导致算法系统性地低估了黑人患者的医疗需求，导致本应获得额外健康管理的黑人患者中，实际被系统识别并推荐的比例仅为17.7%，而非消除偏见后应有的46.5%，被少识别了约62%。</w:t>
       </w:r>
     </w:p>
     <w:p>
@@ -1146,7 +1146,7 @@
           <w:b w:val="0"/>
           <w:sz w:val="18"/>
         </w:rPr>
-        <w:t>缺乏足够验证的AI系统一旦进入临床应用，可能产生严重后果。IBM Watson for Oncology的肿瘤治疗建议被发现与医学专家意见存在重大分歧，部分建议被指出"不安全"（Strickland, IEEE Spectrum, 2019）。过于宽松的数据共享政策可能使商业利益凌驾于患者隐私保护之上，竞争驱动的"数据竞赛"也可能加剧大型科技公司对医疗数据的垄断。</w:t>
+        <w:t>缺乏足够验证的AI系统一旦进入临床应用，可能产生严重后果。IBM Watson for Oncology的肿瘤治疗建议被发现与医学专家意见存在重大分歧，部分建议被指出"不安全"（Ross &amp; Swetlitz, STAT News, 2017；Strickland, IEEE Spectrum, 2019）。过于宽松的数据共享政策可能使商业利益凌驾于患者隐私保护之上，竞争驱动的"数据竞赛"也可能加剧大型科技公司对医疗数据的垄断。</w:t>
       </w:r>
     </w:p>
     <w:p>
@@ -1354,7 +1354,7 @@
           <w:b w:val="0"/>
           <w:sz w:val="18"/>
         </w:rPr>
-        <w:t>工程师还面临商业压力与伦理责任之间的冲突：当雇主要求加快产品上市节奏，而工程师认为模型尚未经过足够验证时，是否有责任发声？ACM《软件工程师职业道德规范》（2018）原则1.01明确指出：工程师有责任将公众健康与安全置于雇主和客户利益之上。在医疗AI领域，这意味着工程师不能以"只是工具实现者"为由规避对算法社会影响的责任追究。</w:t>
+        <w:t>工程师还面临商业压力与伦理责任之间的冲突：当雇主要求加快产品上市节奏，而工程师认为模型尚未经过足够验证时，是否有责任发声？ACM《职业道德与专业行为规范》（2018）明确要求计算机专业人员将公众健康与安全置于首位，在存在利益冲突时优先保护社会与公众福祉。在医疗AI领域，这意味着工程师不能以"只是工具实现者"为由规避对算法社会影响的责任追究。</w:t>
       </w:r>
     </w:p>
     <w:p>
@@ -1702,7 +1702,7 @@
           <w:b w:val="0"/>
           <w:sz w:val="18"/>
         </w:rPr>
-        <w:t>IBM Watson for Oncology被作为"认知计算革命医疗"的旗舰案例在全球多个国家推广，宣称能为肿瘤科医生提供基于循证医学的个性化治疗建议。然而，STAT News的调查报道（Strickland, 2019）与多家合作医院（包括印度Manipal医院）的内部评估显示，Watson的治疗建议与医学专家共识存在严重分歧，部分建议被临床医生认定为不安全。深入调查发现，Watson的训练主要依赖来自纪念斯隆-凯特琳癌症中心的有限病例，缺乏对不同人群、不同医疗体系的充分覆盖，导致在全球化推广中出现严重的泛化失败。</w:t>
+        <w:t>IBM Watson for Oncology被作为"认知计算革命医疗"的旗舰案例在全球多个国家推广，宣称能为肿瘤科医生提供基于循证医学的个性化治疗建议。然而，STAT News的深度调查（Ross &amp; Swetlitz, 2017）以及IEEE Spectrum的报道（Strickland, 2019）与多家合作医院（包括印度Manipal医院）的内部评估显示，Watson的治疗建议与医学专家共识存在严重分歧，部分建议被临床医生认定为不安全。深入调查发现，Watson的训练主要依赖来自纪念斯隆-凯特琳癌症中心的有限病例，缺乏对不同人群、不同医疗体系的充分覆盖，导致在全球化推广中出现严重的泛化失败。</w:t>
       </w:r>
     </w:p>
     <w:p>
@@ -1786,7 +1786,7 @@
           <w:b w:val="0"/>
           <w:sz w:val="18"/>
         </w:rPr>
-        <w:t>2020年新冠疫情暴发初期，多家中国AI公司（如阿里巴巴、科大讯飞等）迅速开发出基于CT影像的新冠肺炎辅助诊断系统，在核酸检测能力有限的早期阶段辅助了大批疑似病例的快速分诊，展示了AI快速响应的潜力。然而，这些系统大多在缺乏充分临床验证的条件下被快速部署，其泛化性能尚不明确。事后独立评估研究发现，部分系统在外部验证集上的性能显著低于开发者自报指标（Roberts et al., Nature Machine Intelligence, 2021）。</w:t>
+        <w:t>2020年新冠疫情暴发初期，多家中国AI公司（如阿里巴巴达摩院、推想科技等）迅速开发出基于CT影像的新冠肺炎辅助诊断系统，在核酸检测能力有限的早期阶段辅助了大批疑似病例的快速分诊，展示了AI快速响应的潜力。然而，这些系统大多在缺乏充分临床验证的条件下被快速部署，其泛化性能尚不明确。事后独立评估研究发现，部分系统在外部验证集上的性能显著低于开发者自报指标（Roberts et al., Nature Machine Intelligence, 2021）。</w:t>
       </w:r>
     </w:p>
     <w:p>
@@ -1924,77 +1924,91 @@
           <w:b w:val="0"/>
           <w:sz w:val="18"/>
         </w:rPr>
-        <w:t>[5] Strickland, E. (2019). How IBM Watson Overpromised and Underdelivered on AI Health Care. IEEE Spectrum.</w:t>
-      </w:r>
-    </w:p>
-    <w:p>
-      <w:pPr>
-        <w:spacing w:before="0" w:after="0" w:line="240" w:lineRule="exact"/>
-        <w:ind w:firstLine="360"/>
-      </w:pPr>
-      <w:r>
-        <w:rPr>
-          <w:rFonts w:ascii="宋体" w:hAnsi="宋体" w:eastAsia="宋体"/>
-          <w:b w:val="0"/>
-          <w:sz w:val="18"/>
-        </w:rPr>
-        <w:t>[6] UK Information Commissioner's Office (ICO). (2017). Royal Free – Google DeepMind trial failed to comply with data protection law.</w:t>
-      </w:r>
-    </w:p>
-    <w:p>
-      <w:pPr>
-        <w:spacing w:before="0" w:after="0" w:line="240" w:lineRule="exact"/>
-        <w:ind w:firstLine="360"/>
-      </w:pPr>
-      <w:r>
-        <w:rPr>
-          <w:rFonts w:ascii="宋体" w:hAnsi="宋体" w:eastAsia="宋体"/>
-          <w:b w:val="0"/>
-          <w:sz w:val="18"/>
-        </w:rPr>
-        <w:t>[7] Roberts, M., et al. (2021). Common pitfalls and recommendations for using machine learning to detect and prognosticate for COVID-19 using chest radiographs and CT scans. Nature Machine Intelligence, 3, 199–217.</w:t>
-      </w:r>
-    </w:p>
-    <w:p>
-      <w:pPr>
-        <w:spacing w:before="0" w:after="0" w:line="240" w:lineRule="exact"/>
-        <w:ind w:firstLine="360"/>
-      </w:pPr>
-      <w:r>
-        <w:rPr>
-          <w:rFonts w:ascii="宋体" w:hAnsi="宋体" w:eastAsia="宋体"/>
-          <w:b w:val="0"/>
-          <w:sz w:val="18"/>
-        </w:rPr>
-        <w:t>[8] European Parliament. (2024). EU Artificial Intelligence Act.</w:t>
-      </w:r>
-    </w:p>
-    <w:p>
-      <w:pPr>
-        <w:spacing w:before="0" w:after="0" w:line="240" w:lineRule="exact"/>
-        <w:ind w:firstLine="360"/>
-      </w:pPr>
-      <w:r>
-        <w:rPr>
-          <w:rFonts w:ascii="宋体" w:hAnsi="宋体" w:eastAsia="宋体"/>
-          <w:b w:val="0"/>
-          <w:sz w:val="18"/>
-        </w:rPr>
-        <w:t>[9] U.S. FDA. (2021). Artificial Intelligence/Machine Learning (AI/ML)-Based Software as a Medical Device (SaMD) Action Plan.</w:t>
-      </w:r>
-    </w:p>
-    <w:p>
-      <w:pPr>
-        <w:spacing w:before="0" w:after="0" w:line="240" w:lineRule="exact"/>
-        <w:ind w:firstLine="360"/>
-      </w:pPr>
-      <w:r>
-        <w:rPr>
-          <w:rFonts w:ascii="宋体" w:hAnsi="宋体" w:eastAsia="宋体"/>
-          <w:b w:val="0"/>
-          <w:sz w:val="18"/>
-        </w:rPr>
-        <w:t>[10] ACM. (2018). Software Engineering Code of Ethics and Professional Practice.</w:t>
+        <w:t>[5] Ross, C., &amp; Swetlitz, I. (2017). IBM pitched its Watson supercomputer as a revolution in cancer care. It's nowhere close. STAT News.</w:t>
+      </w:r>
+    </w:p>
+    <w:p>
+      <w:pPr>
+        <w:spacing w:before="0" w:after="0" w:line="240" w:lineRule="exact"/>
+        <w:ind w:firstLine="360"/>
+      </w:pPr>
+      <w:r>
+        <w:rPr>
+          <w:rFonts w:ascii="宋体" w:hAnsi="宋体" w:eastAsia="宋体"/>
+          <w:b w:val="0"/>
+          <w:sz w:val="18"/>
+        </w:rPr>
+        <w:t>[6] Strickland, E. (2019). How IBM Watson Overpromised and Underdelivered on AI Health Care. IEEE Spectrum.</w:t>
+      </w:r>
+    </w:p>
+    <w:p>
+      <w:pPr>
+        <w:spacing w:before="0" w:after="0" w:line="240" w:lineRule="exact"/>
+        <w:ind w:firstLine="360"/>
+      </w:pPr>
+      <w:r>
+        <w:rPr>
+          <w:rFonts w:ascii="宋体" w:hAnsi="宋体" w:eastAsia="宋体"/>
+          <w:b w:val="0"/>
+          <w:sz w:val="18"/>
+        </w:rPr>
+        <w:t>[7] UK Information Commissioner's Office (ICO). (2017). Royal Free – Google DeepMind trial failed to comply with data protection law.</w:t>
+      </w:r>
+    </w:p>
+    <w:p>
+      <w:pPr>
+        <w:spacing w:before="0" w:after="0" w:line="240" w:lineRule="exact"/>
+        <w:ind w:firstLine="360"/>
+      </w:pPr>
+      <w:r>
+        <w:rPr>
+          <w:rFonts w:ascii="宋体" w:hAnsi="宋体" w:eastAsia="宋体"/>
+          <w:b w:val="0"/>
+          <w:sz w:val="18"/>
+        </w:rPr>
+        <w:t>[8] Roberts, M., et al. (2021). Common pitfalls and recommendations for using machine learning to detect and prognosticate for COVID-19 using chest radiographs and CT scans. Nature Machine Intelligence, 3, 199–217.</w:t>
+      </w:r>
+    </w:p>
+    <w:p>
+      <w:pPr>
+        <w:spacing w:before="0" w:after="0" w:line="240" w:lineRule="exact"/>
+        <w:ind w:firstLine="360"/>
+      </w:pPr>
+      <w:r>
+        <w:rPr>
+          <w:rFonts w:ascii="宋体" w:hAnsi="宋体" w:eastAsia="宋体"/>
+          <w:b w:val="0"/>
+          <w:sz w:val="18"/>
+        </w:rPr>
+        <w:t>[9] European Parliament. (2024). EU Artificial Intelligence Act.</w:t>
+      </w:r>
+    </w:p>
+    <w:p>
+      <w:pPr>
+        <w:spacing w:before="0" w:after="0" w:line="240" w:lineRule="exact"/>
+        <w:ind w:firstLine="360"/>
+      </w:pPr>
+      <w:r>
+        <w:rPr>
+          <w:rFonts w:ascii="宋体" w:hAnsi="宋体" w:eastAsia="宋体"/>
+          <w:b w:val="0"/>
+          <w:sz w:val="18"/>
+        </w:rPr>
+        <w:t>[10] U.S. FDA. (2021). Artificial Intelligence/Machine Learning (AI/ML)-Based Software as a Medical Device (SaMD) Action Plan.</w:t>
+      </w:r>
+    </w:p>
+    <w:p>
+      <w:pPr>
+        <w:spacing w:before="0" w:after="0" w:line="240" w:lineRule="exact"/>
+        <w:ind w:firstLine="360"/>
+      </w:pPr>
+      <w:r>
+        <w:rPr>
+          <w:rFonts w:ascii="宋体" w:hAnsi="宋体" w:eastAsia="宋体"/>
+          <w:b w:val="0"/>
+          <w:sz w:val="18"/>
+        </w:rPr>
+        <w:t>[11] ACM. (2018). Code of Ethics and Professional Conduct.</w:t>
       </w:r>
     </w:p>
     <w:p>

--- a/深圳大学2026《计算机伦理》期末大作业_医疗AI伦理分析_完整版.docx
+++ b/深圳大学2026《计算机伦理》期末大作业_医疗AI伦理分析_完整版.docx
@@ -798,7 +798,7 @@
           <w:b w:val="0"/>
           <w:sz w:val="18"/>
         </w:rPr>
-        <w:t>临床决策支持系统（CDSS）能够在医生开具处方时，实时提示药物相互作用、禁忌症及剂量异常，减少由疲劳、信息不足或认知偏差导致的医疗差错。McKinney et al.（Nature, 2020）的研究显示，AI辅助的乳腺癌筛查系统在英国数据集上可将假阴性率降低约9.4%，并减少单阅片场景下约2.7%的假阳性率。</w:t>
+        <w:t>临床决策支持系统（CDSS）能够在医生开具处方时，实时提示药物相互作用、禁忌症及剂量异常，减少由疲劳、信息不足或认知偏差导致的医疗差错。McKinney et al.（Nature, 2020）的研究显示，AI辅助的乳腺癌筛查系统在美国数据集上（对标单阅片）可将假阴性率降低约9.4%、假阳性率降低约5.7%。</w:t>
       </w:r>
     </w:p>
     <w:p>
@@ -1256,7 +1256,7 @@
           <w:b w:val="0"/>
           <w:sz w:val="18"/>
         </w:rPr>
-        <w:t>第二，代表性不足（underrepresentation）。大多数医学影像AI模型主要基于来自发达国家和特定人群的数据进行训练，在应用于不同肤色、体型或疾病表现模式的人群时，性能可能显著下降。Adamson &amp; Smith（2018）在《JAMA Dermatology》的研究表明，某些皮肤病AI诊断系统在深色皮肤患者中的准确率明显低于浅色皮肤患者。</w:t>
+        <w:t>第二，代表性不足（underrepresentation）。大多数医学影像AI模型主要基于来自发达国家和特定人群的数据进行训练，在应用于不同肤色、体型或疾病表现模式的人群时，性能可能显著下降。Adamson &amp; Smith（2018）在《JAMA Dermatology》发表的述评指出，现有皮肤病AI模型的训练数据以浅色皮肤图像为主，存在对深色皮肤患者诊断准确率下降的风险；后续实证研究（Daneshjou et al., Science Advances, 2022）也证实了这一担忧。</w:t>
       </w:r>
     </w:p>
     <w:p>
@@ -1911,6 +1911,20 @@
           <w:sz w:val="18"/>
         </w:rPr>
         <w:t>[4] Adamson, A.S., &amp; Smith, A. (2018). Machine Learning and Health Care Disparities in Dermatology. JAMA Dermatology, 154(11), 1247–1248.</w:t>
+      </w:r>
+    </w:p>
+    <w:p>
+      <w:pPr>
+        <w:spacing w:before="0" w:after="0" w:line="240" w:lineRule="exact"/>
+        <w:ind w:firstLine="360"/>
+      </w:pPr>
+      <w:r>
+        <w:rPr>
+          <w:rFonts w:ascii="宋体" w:hAnsi="宋体" w:eastAsia="宋体"/>
+          <w:b w:val="0"/>
+          <w:sz w:val="18"/>
+        </w:rPr>
+        <w:t>[4b] Daneshjou, R., et al. (2022). Disparities in dermatology AI performance on a diverse, curated clinical image set. Science Advances, 8(31), eabq6147.</w:t>
       </w:r>
     </w:p>
     <w:p>
